--- a/source/fr/4-choosing-a-model.docx
+++ b/source/fr/4-choosing-a-model.docx
@@ -52,6 +52,45 @@
           <w:szCs w:val="24"/>
         </w:rPr>
         <w:t xml:space="preserve">Version 1.3  ·  28 septembre 2026</w:t>
+      </w:r>
+    </w:p>
+    <w:p>
+      <w:pPr>
+        <w:spacing w:before="240" w:after="120"/>
+        <w:jc w:val="center"/>
+      </w:pPr>
+      <w:r>
+        <w:drawing>
+          <wp:inline distT="0" distB="0" distL="0" distR="0">
+            <wp:extent cx="1142307" cy="2160000"/>
+            <wp:docPr id="901" name="Mascot 1" descr="Mascot"/>
+            <a:graphic xmlns:a="http://schemas.openxmlformats.org/drawingml/2006/main">
+              <a:graphicData uri="http://schemas.openxmlformats.org/drawingml/2006/picture">
+                <pic:pic xmlns:pic="http://schemas.openxmlformats.org/drawingml/2006/picture">
+                  <pic:nvPicPr>
+                    <pic:cNvPr id="901" name="img1.png"/>
+                    <pic:cNvPicPr/>
+                  </pic:nvPicPr>
+                  <pic:blipFill>
+                    <a:blip r:embed="rIdImg1"/>
+                    <a:stretch>
+                      <a:fillRect/>
+                    </a:stretch>
+                  </pic:blipFill>
+                  <pic:spPr>
+                    <a:xfrm>
+                      <a:off x="0" y="0"/>
+                      <a:ext cx="1142307" cy="2160000"/>
+                    </a:xfrm>
+                    <a:prstGeom prst="rect">
+                      <a:avLst/>
+                    </a:prstGeom>
+                  </pic:spPr>
+                </pic:pic>
+              </a:graphicData>
+            </a:graphic>
+          </wp:inline>
+        </w:drawing>
       </w:r>
     </w:p>
     <w:p>

--- a/source/fr/4-choosing-a-model.docx
+++ b/source/fr/4-choosing-a-model.docx
@@ -51,7 +51,7 @@
           <w:sz w:val="24"/>
           <w:szCs w:val="24"/>
         </w:rPr>
-        <w:t xml:space="preserve">Version 1.3  ·  28 septembre 2026</w:t>
+        <w:t xml:space="preserve">Version 1.4  ·  29 septembre 2026</w:t>
       </w:r>
     </w:p>
     <w:p>
@@ -515,7 +515,7 @@
                 <w:sz w:val="22"/>
                 <w:szCs w:val="22"/>
               </w:rPr>
-              <w:t xml:space="preserve">REMARQUE — Créé le 5 septembre 2026 - dernière mise à jour le 28 septembre 2026</w:t>
+              <w:t xml:space="preserve">REMARQUE — Créé le 5 septembre 2026 - dernière mise à jour le 29 septembre 2026</w:t>
             </w:r>
           </w:p>
           <w:p>
@@ -601,7 +601,7 @@
           <w:sz w:val="22"/>
           <w:szCs w:val="22"/>
         </w:rPr>
-        <w:t xml:space="preserve">Les numéros de version ne sont pas indiqués, et ils comptent. Au moment de la rédaction, les versions actuelles sont Haiku 4.5, Sonnet 5, Opus 5.5 et Fable 5.1. Chaque nouvelle version change ce que « suffisant » veut dire : « utilisez Sonnet » signifie donc en réalité « utilisez le Sonnet actuel ».</w:t>
+        <w:t xml:space="preserve">Les numéros de version ne sont pas indiqués, et ils comptent. Au moment de la rédaction, les versions actuelles sont Haiku 4.5, Sonnet 5.5, Opus 5.5 et Fable 5.1. Chaque nouvelle version change ce que « suffisant » veut dire : « utilisez Sonnet » signifie donc en réalité « utilisez le Sonnet actuel ».</w:t>
       </w:r>
     </w:p>
     <w:p>
@@ -992,7 +992,7 @@
                 <w:sz w:val="22"/>
                 <w:szCs w:val="22"/>
               </w:rPr>
-              <w:t xml:space="preserve">Sonnet 5</w:t>
+              <w:t xml:space="preserve">Sonnet 5.5</w:t>
             </w:r>
           </w:p>
         </w:tc>
@@ -2328,7 +2328,7 @@
                 <w:sz w:val="22"/>
                 <w:szCs w:val="22"/>
               </w:rPr>
-              <w:t xml:space="preserve">Sonnet 5</w:t>
+              <w:t xml:space="preserve">Sonnet 5.5</w:t>
             </w:r>
           </w:p>
         </w:tc>
@@ -3965,7 +3965,7 @@
           <w:sz w:val="22"/>
           <w:szCs w:val="22"/>
         </w:rPr>
-        <w:t xml:space="preserve">Aucun des quatre modèles de ce guide n'est permanent. Anthropic retire régulièrement les anciennes versions et les remplace par de nouvelles, comme Opus 5.5 a remplacé Opus 5, et Sonnet 5 a remplacé Sonnet 4.6 avant lui. Haiku 4.5, par exemple, n'est garanti que jusqu'au 15 octobre 2026. Une fois retirée, une version finit par ne plus pouvoir être appelée du tout, même si elle est encore citée dans un ancien document comme celui-ci. Considérez chaque tableau ci-dessus comme un instantané, pas comme une référence fixe ; il vaut la peine de revérifier platform.claude.com/docs/en/models tous les quelques mois.</w:t>
+        <w:t xml:space="preserve">Aucun des quatre modèles de ce guide n'est permanent. Anthropic retire régulièrement les anciennes versions et les remplace par de nouvelles, comme Opus 5.5 a remplacé Opus 5, et Sonnet 5.5 a remplacé Sonnet 5. Haiku 4.5, par exemple, n'est garanti que jusqu'au 15 octobre 2026. Une fois retirée, une version finit par ne plus pouvoir être appelée du tout, même si elle est encore citée dans un ancien document comme celui-ci. Considérez chaque tableau ci-dessus comme un instantané, pas comme une référence fixe ; il vaut la peine de revérifier platform.claude.com/docs/en/models tous les quelques mois.</w:t>
       </w:r>
     </w:p>
     <w:tbl>
@@ -4503,7 +4503,7 @@
         <w:sz w:val="16"/>
         <w:szCs w:val="16"/>
       </w:rPr>
-      <w:t xml:space="preserve">Hans Tandt  ·  AI Guides  ·  Version 1.3</w:t>
+      <w:t xml:space="preserve">Hans Tandt  ·  AI Guides  ·  Version 1.4</w:t>
     </w:r>
   </w:p>
 </w:hdr>
